--- a/Tailored_CVs/Shinoy_Optiver_Software_Engineer_Intern.docx
+++ b/Tailored_CVs/Shinoy_Optiver_Software_Engineer_Intern.docx
@@ -70,7 +70,7 @@
           <w:b w:val="0"/>
           <w:sz w:val="19"/>
         </w:rPr>
-        <w:t>I am an automation engineer with over eight years of experience building scalable testing frameworks and reliable CI/CD pipelines in financial environments. I work closely with cross-functional teams to design clean code and optimize backend workflows. My background includes writing automated test scripts and utilizing tools like Gemini Code Assist to streamline code generation. I hold a valid EU residence permit and am ready to start immediately.</w:t>
+        <w:t>I am a QA Automation Engineer with over 8 years of experience building scalable test frameworks and automating workflows in Java and Python. Having recently relocated to the Netherlands, I hold a valid EU residence permit and am ready to start immediately. I enjoy working on system reliability and performance testing, and I have used tools like Gemini Code Assist to streamline test generation. I am eager to apply my coding background to support software systems at Optiver.</w:t>
       </w:r>
     </w:p>
     <w:p>
@@ -288,7 +288,7 @@
           <w:b w:val="0"/>
           <w:sz w:val="18"/>
         </w:rPr>
-        <w:t>▸ Developed and maintained scalable automation frameworks using Java, Selenium, and TypeScript WDIO for financial platforms.</w:t>
+        <w:t>▸ Developed and maintained scalable automation frameworks using Java, Selenium, and Playwright for financial and banking applications.</w:t>
       </w:r>
     </w:p>
     <w:p>
@@ -301,7 +301,7 @@
           <w:b w:val="0"/>
           <w:sz w:val="18"/>
         </w:rPr>
-        <w:t>▸ Built and configured automated CI/CD pipelines and provisioned test environments utilizing AWS, Terraform, and Docker.</w:t>
+        <w:t>▸ Wrote complex backend queries and validation scripts in Oracle SQL to ensure data integrity across large datasets.</w:t>
       </w:r>
     </w:p>
     <w:p>
@@ -314,7 +314,7 @@
           <w:b w:val="0"/>
           <w:sz w:val="18"/>
         </w:rPr>
-        <w:t>▸ Collaborated with product owners and development teams to translate business requirements into efficient testing strategies.</w:t>
+        <w:t>▸ Streamlined test generation and deployment scripts by incorporating AI tools like Gemini Code Assist into the development workflow.</w:t>
       </w:r>
     </w:p>
     <w:p>
@@ -327,7 +327,7 @@
           <w:b w:val="0"/>
           <w:sz w:val="18"/>
         </w:rPr>
-        <w:t>▸ Streamlined test generation and deployment scripts utilizing AI tools like Gemini Code Assist to improve delivery speed.</w:t>
+        <w:t>▸ Collaborated with crossfunctional teams and SRE groups to plan releases, analyze requirements, and maintain system reliability.</w:t>
       </w:r>
     </w:p>
     <w:p>
